--- a/Module 11/Green_Team_Moffat_Bay_Final_Submission_Report.docx
+++ b/Module 11/Green_Team_Moffat_Bay_Final_Submission_Report.docx
@@ -1,6 +1,6 @@
 
 <file path=word/document.xml><?xml version="1.0" encoding="utf-8"?>
-<w:document xmlns:wpc="http://schemas.microsoft.com/office/word/2010/wordprocessingCanvas" xmlns:cx="http://schemas.microsoft.com/office/drawing/2014/chartex" xmlns:cx1="http://schemas.microsoft.com/office/drawing/2015/9/8/chartex" xmlns:cx2="http://schemas.microsoft.com/office/drawing/2015/10/21/chartex" xmlns:cx3="http://schemas.microsoft.com/office/drawing/2016/5/9/chartex" xmlns:cx4="http://schemas.microsoft.com/office/drawing/2016/5/10/chartex" xmlns:cx5="http://schemas.microsoft.com/office/drawing/2016/5/11/chartex" xmlns:cx6="http://schemas.microsoft.com/office/drawing/2016/5/12/chartex" xmlns:cx7="http://schemas.microsoft.com/office/drawing/2016/5/13/chartex" xmlns:cx8="http://schemas.microsoft.com/office/drawing/2016/5/14/chartex" xmlns:mc="http://schemas.openxmlformats.org/markup-compatibility/2006" xmlns:aink="http://schemas.microsoft.com/office/drawing/2016/ink" xmlns:am3d="http://schemas.microsoft.com/office/drawing/2017/model3d" xmlns:o="urn:schemas-microsoft-com:office:office" xmlns:oel="http://schemas.microsoft.com/office/2019/extlst" xmlns:r="http://schemas.openxmlformats.org/officeDocument/2006/relationships" xmlns:m="http://schemas.openxmlformats.org/officeDocument/2006/math" xmlns:v="urn:schemas-microsoft-com:vml" xmlns:wp14="http://schemas.microsoft.com/office/word/2010/wordprocessingDrawing" xmlns:wp="http://schemas.openxmlformats.org/drawingml/2006/wordprocessingDrawing" xmlns:w10="urn:schemas-microsoft-com:office:word" xmlns:w="http://schemas.openxmlformats.org/wordprocessingml/2006/main" xmlns:w14="http://schemas.microsoft.com/office/word/2010/wordml" xmlns:w15="http://schemas.microsoft.com/office/word/2012/wordml" xmlns:w16cex="http://schemas.microsoft.com/office/word/2018/wordml/cex" xmlns:w16cid="http://schemas.microsoft.com/office/word/2016/wordml/cid" xmlns:w16="http://schemas.microsoft.com/office/word/2018/wordml" xmlns:w16du="http://schemas.microsoft.com/office/word/2023/wordml/word16du" xmlns:w16sdtdh="http://schemas.microsoft.com/office/word/2020/wordml/sdtdatahash" xmlns:w16sdtfl="http://schemas.microsoft.com/office/word/2024/wordml/sdtformatlock" xmlns:w16se="http://schemas.microsoft.com/office/word/2015/wordml/symex" xmlns:wpg="http://schemas.microsoft.com/office/word/2010/wordprocessingGroup" xmlns:wpi="http://schemas.microsoft.com/office/word/2010/wordprocessingInk" xmlns:wne="http://schemas.microsoft.com/office/word/2006/wordml" xmlns:wps="http://schemas.microsoft.com/office/word/2010/wordprocessingShape" mc:Ignorable="w14 w15 w16se w16cid w16 w16cex w16sdtdh w16sdtfl w16du wp14">
+<w:document xmlns:wpc="http://schemas.microsoft.com/office/word/2010/wordprocessingCanvas" xmlns:cx="http://schemas.microsoft.com/office/drawing/2014/chartex" xmlns:cx1="http://schemas.microsoft.com/office/drawing/2015/9/8/chartex" xmlns:cx2="http://schemas.microsoft.com/office/drawing/2015/10/21/chartex" xmlns:cx3="http://schemas.microsoft.com/office/drawing/2016/5/9/chartex" xmlns:cx4="http://schemas.microsoft.com/office/drawing/2016/5/10/chartex" xmlns:cx5="http://schemas.microsoft.com/office/drawing/2016/5/11/chartex" xmlns:cx6="http://schemas.microsoft.com/office/drawing/2016/5/12/chartex" xmlns:cx7="http://schemas.microsoft.com/office/drawing/2016/5/13/chartex" xmlns:cx8="http://schemas.microsoft.com/office/drawing/2016/5/14/chartex" xmlns:mc="http://schemas.openxmlformats.org/markup-compatibility/2006" xmlns:m="http://schemas.openxmlformats.org/officeDocument/2006/math" xmlns:aink="http://schemas.microsoft.com/office/drawing/2016/ink" xmlns:am3d="http://schemas.microsoft.com/office/drawing/2017/model3d" xmlns:oel="http://schemas.microsoft.com/office/2019/extlst" xmlns:r="http://schemas.openxmlformats.org/officeDocument/2006/relationships" xmlns:wp14="http://schemas.microsoft.com/office/word/2010/wordprocessingDrawing" xmlns:wp="http://schemas.openxmlformats.org/drawingml/2006/wordprocessingDrawing" xmlns:wpg="http://schemas.microsoft.com/office/word/2010/wordprocessingGroup" xmlns:wpi="http://schemas.microsoft.com/office/word/2010/wordprocessingInk" xmlns:wps="http://schemas.microsoft.com/office/word/2010/wordprocessingShape" xmlns:o="urn:schemas-microsoft-com:office:office" xmlns:v="urn:schemas-microsoft-com:vml" xmlns:w10="urn:schemas-microsoft-com:office:word" xmlns:w="http://schemas.openxmlformats.org/wordprocessingml/2006/main" xmlns:w14="http://schemas.microsoft.com/office/word/2010/wordml" xmlns:w15="http://schemas.microsoft.com/office/word/2012/wordml" xmlns:w16cex="http://schemas.microsoft.com/office/word/2018/wordml/cex" xmlns:w16cid="http://schemas.microsoft.com/office/word/2016/wordml/cid" xmlns:w16="http://schemas.microsoft.com/office/word/2018/wordml" xmlns:w16sdtdh="http://schemas.microsoft.com/office/word/2020/wordml/sdtdatahash" xmlns:w16sdtfl="http://schemas.microsoft.com/office/word/2024/wordml/sdtformatlock" xmlns:w16se="http://schemas.microsoft.com/office/word/2015/wordml/symex" xmlns:w16du="http://schemas.microsoft.com/office/word/2023/wordml/word16du" xmlns:wne="http://schemas.microsoft.com/office/word/2006/wordml" mc:Ignorable="w14 w15 w16se w16cid w16 w16cex w16sdtdh w16sdtfl w16du wp14">
   <w:body>
     <w:p>
       <w:pPr>
@@ -63,9 +63,8 @@
           <w:sz w:val="22"/>
           <w:szCs w:val="22"/>
         </w:rPr>
-        <w:t xml:space="preserve"> issues and last </w:t>
-      </w:r>
-      <w:proofErr w:type="gramStart"/>
+        <w:t xml:space="preserve"> issues and last week </w:t>
+      </w:r>
       <w:r>
         <w:rPr>
           <w:rFonts w:ascii="Calibri" w:eastAsia="Calibri" w:hAnsi="Calibri" w:cs="Calibri"/>
@@ -73,68 +72,20 @@
           <w:sz w:val="22"/>
           <w:szCs w:val="22"/>
         </w:rPr>
-        <w:t>week</w:t>
-      </w:r>
-      <w:proofErr w:type="gramEnd"/>
-      <w:r>
-        <w:rPr>
-          <w:rFonts w:ascii="Calibri" w:eastAsia="Calibri" w:hAnsi="Calibri" w:cs="Calibri"/>
-          <w:color w:val="555555"/>
+        <w:t>contributions by team member</w:t>
+      </w:r>
+    </w:p>
+    <w:p>
+      <w:pPr>
+        <w:spacing w:after="120"/>
+      </w:pPr>
+      <w:r>
+        <w:rPr>
+          <w:rFonts w:ascii="Calibri" w:eastAsia="Calibri" w:hAnsi="Calibri" w:cs="Calibri"/>
           <w:sz w:val="22"/>
           <w:szCs w:val="22"/>
         </w:rPr>
-        <w:t xml:space="preserve"> </w:t>
-      </w:r>
-      <w:r>
-        <w:rPr>
-          <w:rFonts w:ascii="Calibri" w:eastAsia="Calibri" w:hAnsi="Calibri" w:cs="Calibri"/>
-          <w:color w:val="555555"/>
-          <w:sz w:val="22"/>
-          <w:szCs w:val="22"/>
-        </w:rPr>
-        <w:t xml:space="preserve">contributions by team </w:t>
-      </w:r>
-      <w:proofErr w:type="gramStart"/>
-      <w:r>
-        <w:rPr>
-          <w:rFonts w:ascii="Calibri" w:eastAsia="Calibri" w:hAnsi="Calibri" w:cs="Calibri"/>
-          <w:color w:val="555555"/>
-          <w:sz w:val="22"/>
-          <w:szCs w:val="22"/>
-        </w:rPr>
-        <w:t>member</w:t>
-      </w:r>
-      <w:proofErr w:type="gramEnd"/>
-    </w:p>
-    <w:p>
-      <w:pPr>
-        <w:spacing w:after="120"/>
-      </w:pPr>
-      <w:r>
-        <w:rPr>
-          <w:rFonts w:ascii="Calibri" w:eastAsia="Calibri" w:hAnsi="Calibri" w:cs="Calibri"/>
-          <w:sz w:val="22"/>
-          <w:szCs w:val="22"/>
-        </w:rPr>
-        <w:t xml:space="preserve">After peer review of the initial submission, the team logged a set of issues covering security, navigation, the reservation workflow, repository cleanup, and visual polish. Each member took a share of the </w:t>
-      </w:r>
-      <w:proofErr w:type="gramStart"/>
-      <w:r>
-        <w:rPr>
-          <w:rFonts w:ascii="Calibri" w:eastAsia="Calibri" w:hAnsi="Calibri" w:cs="Calibri"/>
-          <w:sz w:val="22"/>
-          <w:szCs w:val="22"/>
-        </w:rPr>
-        <w:t>issues,</w:t>
-      </w:r>
-      <w:proofErr w:type="gramEnd"/>
-      <w:r>
-        <w:rPr>
-          <w:rFonts w:ascii="Calibri" w:eastAsia="Calibri" w:hAnsi="Calibri" w:cs="Calibri"/>
-          <w:sz w:val="22"/>
-          <w:szCs w:val="22"/>
-        </w:rPr>
-        <w:t xml:space="preserve"> summarized below.</w:t>
+        <w:t>After peer review of the initial submission, the team logged a set of issues covering security, navigation, the reservation workflow, repository cleanup, and visual polish. Each member took a share of the issues, summarized below.</w:t>
       </w:r>
     </w:p>
     <w:p>
@@ -247,35 +198,6 @@
     </w:p>
     <w:p>
       <w:pPr>
-        <w:pStyle w:val="Heading2"/>
-      </w:pPr>
-      <w:r>
-        <w:rPr>
-          <w:rFonts w:ascii="Calibri" w:eastAsia="Calibri" w:hAnsi="Calibri" w:cs="Calibri"/>
-          <w:color w:val="1F3A5F"/>
-        </w:rPr>
-        <w:t>Max Jankowski</w:t>
-      </w:r>
-    </w:p>
-    <w:p>
-      <w:pPr>
-        <w:keepNext/>
-        <w:spacing w:after="60"/>
-      </w:pPr>
-      <w:r>
-        <w:rPr>
-          <w:rFonts w:ascii="Calibri" w:eastAsia="Calibri" w:hAnsi="Calibri" w:cs="Calibri"/>
-          <w:i/>
-          <w:iCs/>
-          <w:color w:val="555555"/>
-          <w:sz w:val="21"/>
-          <w:szCs w:val="21"/>
-        </w:rPr>
-        <w:t>Issues #1 and #3, Issue #12 support, and deployment</w:t>
-      </w:r>
-    </w:p>
-    <w:p>
-      <w:pPr>
         <w:pStyle w:val="ListParagraph"/>
         <w:numPr>
           <w:ilvl w:val="0"/>
@@ -289,7 +211,7 @@
           <w:sz w:val="22"/>
           <w:szCs w:val="22"/>
         </w:rPr>
-        <w:t>Issue #1: Removed database credentials from tracked files. Connection settings now load from environment variables or a local file that Git ignores, with a placeholder example file committed in its place.</w:t>
+        <w:t>Removed all prototype info throughout whole development deployment.</w:t>
       </w:r>
     </w:p>
     <w:p>
@@ -307,7 +229,7 @@
           <w:sz w:val="22"/>
           <w:szCs w:val="22"/>
         </w:rPr>
-        <w:t>Issue #3: Added a user-home link that appears only for logged-in customers on every authenticated page, plus a logout servlet that ends the session cleanly.</w:t>
+        <w:t>Fixed the Slip Availability to be Interactive.</w:t>
       </w:r>
     </w:p>
     <w:p>
@@ -325,7 +247,7 @@
           <w:sz w:val="22"/>
           <w:szCs w:val="22"/>
         </w:rPr>
-        <w:t>Issue #12: Assisted Alex with the image optimization.</w:t>
+        <w:t>Fixed the Thank You Message for the Contact us section in About Us.</w:t>
       </w:r>
     </w:p>
     <w:p>
@@ -343,46 +265,19 @@
           <w:sz w:val="22"/>
           <w:szCs w:val="22"/>
         </w:rPr>
-        <w:t xml:space="preserve">Deployment: Helped publish the site with working database functions. The static pages run on GitHub </w:t>
-      </w:r>
-      <w:proofErr w:type="gramStart"/>
-      <w:r>
-        <w:rPr>
-          <w:rFonts w:ascii="Calibri" w:eastAsia="Calibri" w:hAnsi="Calibri" w:cs="Calibri"/>
-          <w:sz w:val="22"/>
-          <w:szCs w:val="22"/>
-        </w:rPr>
-        <w:t>Pages</w:t>
-      </w:r>
-      <w:proofErr w:type="gramEnd"/>
-      <w:r>
-        <w:rPr>
-          <w:rFonts w:ascii="Calibri" w:eastAsia="Calibri" w:hAnsi="Calibri" w:cs="Calibri"/>
-          <w:sz w:val="22"/>
-          <w:szCs w:val="22"/>
-        </w:rPr>
-        <w:t xml:space="preserve"> and the Java backend runs on a Raspberry Pi (Tomcat and MySQL in Docker), which Max rebuilt and redeployed with the team's latest code.</w:t>
+        <w:t>Fixed the Team Member in Contact Us on About Us to have matching logo.</w:t>
       </w:r>
     </w:p>
     <w:p>
       <w:pPr>
         <w:pStyle w:val="Heading2"/>
       </w:pPr>
-      <w:proofErr w:type="spellStart"/>
       <w:r>
         <w:rPr>
           <w:rFonts w:ascii="Calibri" w:eastAsia="Calibri" w:hAnsi="Calibri" w:cs="Calibri"/>
           <w:color w:val="1F3A5F"/>
         </w:rPr>
-        <w:t>Aftabur</w:t>
-      </w:r>
-      <w:proofErr w:type="spellEnd"/>
-      <w:r>
-        <w:rPr>
-          <w:rFonts w:ascii="Calibri" w:eastAsia="Calibri" w:hAnsi="Calibri" w:cs="Calibri"/>
-          <w:color w:val="1F3A5F"/>
-        </w:rPr>
-        <w:t xml:space="preserve"> Rahman</w:t>
+        <w:t>Max Jankowski</w:t>
       </w:r>
     </w:p>
     <w:p>
@@ -399,7 +294,7 @@
           <w:sz w:val="21"/>
           <w:szCs w:val="21"/>
         </w:rPr>
-        <w:t>Issues #4, #5, and #6</w:t>
+        <w:t>Issues #1 and #3, Issue #12 support, and deployment</w:t>
       </w:r>
     </w:p>
     <w:p>
@@ -417,7 +312,7 @@
           <w:sz w:val="22"/>
           <w:szCs w:val="22"/>
         </w:rPr>
-        <w:t>Issue #4: Customers without a session are now sent to Login before the reservation form, then returned to the reservation process.</w:t>
+        <w:t>Issue #1: Removed database credentials from tracked files. Connection settings now load from environment variables or a local file that Git ignores, with a placeholder example file committed in its place.</w:t>
       </w:r>
     </w:p>
     <w:p>
@@ -435,7 +330,7 @@
           <w:sz w:val="22"/>
           <w:szCs w:val="22"/>
         </w:rPr>
-        <w:t>Issue #5: Reservation forms now prefill information already stored on the customer's account, removing duplicate inputs.</w:t>
+        <w:t>Issue #3: Added a user-home link that appears only for logged-in customers on every authenticated page, plus a logout servlet that ends the session cleanly.</w:t>
       </w:r>
     </w:p>
     <w:p>
@@ -453,54 +348,7 @@
           <w:sz w:val="22"/>
           <w:szCs w:val="22"/>
         </w:rPr>
-        <w:t xml:space="preserve">Issue #6: Aligned the boat information shown on the form with what the reservation backend </w:t>
-      </w:r>
-      <w:proofErr w:type="gramStart"/>
-      <w:r>
-        <w:rPr>
-          <w:rFonts w:ascii="Calibri" w:eastAsia="Calibri" w:hAnsi="Calibri" w:cs="Calibri"/>
-          <w:sz w:val="22"/>
-          <w:szCs w:val="22"/>
-        </w:rPr>
-        <w:t>actually uses</w:t>
-      </w:r>
-      <w:proofErr w:type="gramEnd"/>
-      <w:r>
-        <w:rPr>
-          <w:rFonts w:ascii="Calibri" w:eastAsia="Calibri" w:hAnsi="Calibri" w:cs="Calibri"/>
-          <w:sz w:val="22"/>
-          <w:szCs w:val="22"/>
-        </w:rPr>
-        <w:t>, and validated boat length against available slip sizes.</w:t>
-      </w:r>
-    </w:p>
-    <w:p>
-      <w:pPr>
-        <w:pStyle w:val="Heading2"/>
-      </w:pPr>
-      <w:r>
-        <w:rPr>
-          <w:rFonts w:ascii="Calibri" w:eastAsia="Calibri" w:hAnsi="Calibri" w:cs="Calibri"/>
-          <w:color w:val="1F3A5F"/>
-        </w:rPr>
-        <w:t>Jordan Dardar</w:t>
-      </w:r>
-    </w:p>
-    <w:p>
-      <w:pPr>
-        <w:keepNext/>
-        <w:spacing w:after="60"/>
-      </w:pPr>
-      <w:r>
-        <w:rPr>
-          <w:rFonts w:ascii="Calibri" w:eastAsia="Calibri" w:hAnsi="Calibri" w:cs="Calibri"/>
-          <w:i/>
-          <w:iCs/>
-          <w:color w:val="555555"/>
-          <w:sz w:val="21"/>
-          <w:szCs w:val="21"/>
-        </w:rPr>
-        <w:t>Issues #7, #9, and #10</w:t>
+        <w:t>Issue #12: Assisted Alex with the image optimization.</w:t>
       </w:r>
     </w:p>
     <w:p>
@@ -518,53 +366,63 @@
           <w:sz w:val="22"/>
           <w:szCs w:val="22"/>
         </w:rPr>
-        <w:t>Issue #7: Cleaned the repository by removing tracked OS and IDE files such as .</w:t>
-      </w:r>
-      <w:proofErr w:type="spellStart"/>
+        <w:t xml:space="preserve">Deployment: Helped publish the site with working database functions. The static pages run on GitHub </w:t>
+      </w:r>
+      <w:proofErr w:type="gramStart"/>
       <w:r>
         <w:rPr>
           <w:rFonts w:ascii="Calibri" w:eastAsia="Calibri" w:hAnsi="Calibri" w:cs="Calibri"/>
           <w:sz w:val="22"/>
           <w:szCs w:val="22"/>
         </w:rPr>
-        <w:t>DS_Store</w:t>
-      </w:r>
-      <w:proofErr w:type="spellEnd"/>
+        <w:t>Pages</w:t>
+      </w:r>
+      <w:proofErr w:type="gramEnd"/>
       <w:r>
         <w:rPr>
           <w:rFonts w:ascii="Calibri" w:eastAsia="Calibri" w:hAnsi="Calibri" w:cs="Calibri"/>
           <w:sz w:val="22"/>
           <w:szCs w:val="22"/>
         </w:rPr>
-        <w:t xml:space="preserve"> and </w:t>
-      </w:r>
-      <w:proofErr w:type="gramStart"/>
-      <w:r>
-        <w:rPr>
-          <w:rFonts w:ascii="Calibri" w:eastAsia="Calibri" w:hAnsi="Calibri" w:cs="Calibri"/>
-          <w:sz w:val="22"/>
-          <w:szCs w:val="22"/>
-        </w:rPr>
-        <w:t>updating .</w:t>
-      </w:r>
+        <w:t xml:space="preserve"> and the Java backend runs on a Raspberry Pi (Tomcat and MySQL in Docker), which Max rebuilt and redeployed with the team's latest code.</w:t>
+      </w:r>
+    </w:p>
+    <w:p>
+      <w:pPr>
+        <w:pStyle w:val="Heading2"/>
+      </w:pPr>
       <w:proofErr w:type="spellStart"/>
       <w:r>
         <w:rPr>
           <w:rFonts w:ascii="Calibri" w:eastAsia="Calibri" w:hAnsi="Calibri" w:cs="Calibri"/>
-          <w:sz w:val="22"/>
-          <w:szCs w:val="22"/>
-        </w:rPr>
-        <w:t>gitignore</w:t>
+          <w:color w:val="1F3A5F"/>
+        </w:rPr>
+        <w:t>Aftabur</w:t>
       </w:r>
       <w:proofErr w:type="spellEnd"/>
-      <w:proofErr w:type="gramEnd"/>
-      <w:r>
-        <w:rPr>
-          <w:rFonts w:ascii="Calibri" w:eastAsia="Calibri" w:hAnsi="Calibri" w:cs="Calibri"/>
-          <w:sz w:val="22"/>
-          <w:szCs w:val="22"/>
-        </w:rPr>
-        <w:t>.</w:t>
+      <w:r>
+        <w:rPr>
+          <w:rFonts w:ascii="Calibri" w:eastAsia="Calibri" w:hAnsi="Calibri" w:cs="Calibri"/>
+          <w:color w:val="1F3A5F"/>
+        </w:rPr>
+        <w:t xml:space="preserve"> Rahman</w:t>
+      </w:r>
+    </w:p>
+    <w:p>
+      <w:pPr>
+        <w:keepNext/>
+        <w:spacing w:after="60"/>
+      </w:pPr>
+      <w:r>
+        <w:rPr>
+          <w:rFonts w:ascii="Calibri" w:eastAsia="Calibri" w:hAnsi="Calibri" w:cs="Calibri"/>
+          <w:i/>
+          <w:iCs/>
+          <w:color w:val="555555"/>
+          <w:sz w:val="21"/>
+          <w:szCs w:val="21"/>
+        </w:rPr>
+        <w:t>Issues #4, #5, and #6</w:t>
       </w:r>
     </w:p>
     <w:p>
@@ -582,7 +440,7 @@
           <w:sz w:val="22"/>
           <w:szCs w:val="22"/>
         </w:rPr>
-        <w:t>Issue #9: Made headers and hero sections consistent so the pages feel like one application.</w:t>
+        <w:t>Issue #4: Customers without a session are now sent to Login before the reservation form, then returned to the reservation process.</w:t>
       </w:r>
     </w:p>
     <w:p>
@@ -600,6 +458,162 @@
           <w:sz w:val="22"/>
           <w:szCs w:val="22"/>
         </w:rPr>
+        <w:t>Issue #5: Reservation forms now prefill information already stored on the customer's account, removing duplicate inputs.</w:t>
+      </w:r>
+    </w:p>
+    <w:p>
+      <w:pPr>
+        <w:pStyle w:val="ListParagraph"/>
+        <w:numPr>
+          <w:ilvl w:val="0"/>
+          <w:numId w:val="2"/>
+        </w:numPr>
+        <w:spacing w:after="40"/>
+      </w:pPr>
+      <w:r>
+        <w:rPr>
+          <w:rFonts w:ascii="Calibri" w:eastAsia="Calibri" w:hAnsi="Calibri" w:cs="Calibri"/>
+          <w:sz w:val="22"/>
+          <w:szCs w:val="22"/>
+        </w:rPr>
+        <w:t xml:space="preserve">Issue #6: Aligned the boat information shown on the form with what the reservation backend </w:t>
+      </w:r>
+      <w:proofErr w:type="gramStart"/>
+      <w:r>
+        <w:rPr>
+          <w:rFonts w:ascii="Calibri" w:eastAsia="Calibri" w:hAnsi="Calibri" w:cs="Calibri"/>
+          <w:sz w:val="22"/>
+          <w:szCs w:val="22"/>
+        </w:rPr>
+        <w:t>actually uses</w:t>
+      </w:r>
+      <w:proofErr w:type="gramEnd"/>
+      <w:r>
+        <w:rPr>
+          <w:rFonts w:ascii="Calibri" w:eastAsia="Calibri" w:hAnsi="Calibri" w:cs="Calibri"/>
+          <w:sz w:val="22"/>
+          <w:szCs w:val="22"/>
+        </w:rPr>
+        <w:t>, and validated boat length against available slip sizes.</w:t>
+      </w:r>
+    </w:p>
+    <w:p>
+      <w:pPr>
+        <w:pStyle w:val="Heading2"/>
+      </w:pPr>
+      <w:r>
+        <w:rPr>
+          <w:rFonts w:ascii="Calibri" w:eastAsia="Calibri" w:hAnsi="Calibri" w:cs="Calibri"/>
+          <w:color w:val="1F3A5F"/>
+        </w:rPr>
+        <w:t>Jordan Dardar</w:t>
+      </w:r>
+    </w:p>
+    <w:p>
+      <w:pPr>
+        <w:keepNext/>
+        <w:spacing w:after="60"/>
+      </w:pPr>
+      <w:r>
+        <w:rPr>
+          <w:rFonts w:ascii="Calibri" w:eastAsia="Calibri" w:hAnsi="Calibri" w:cs="Calibri"/>
+          <w:i/>
+          <w:iCs/>
+          <w:color w:val="555555"/>
+          <w:sz w:val="21"/>
+          <w:szCs w:val="21"/>
+        </w:rPr>
+        <w:t>Issues #7, #9, and #10</w:t>
+      </w:r>
+    </w:p>
+    <w:p>
+      <w:pPr>
+        <w:pStyle w:val="ListParagraph"/>
+        <w:numPr>
+          <w:ilvl w:val="0"/>
+          <w:numId w:val="2"/>
+        </w:numPr>
+        <w:spacing w:after="40"/>
+      </w:pPr>
+      <w:r>
+        <w:rPr>
+          <w:rFonts w:ascii="Calibri" w:eastAsia="Calibri" w:hAnsi="Calibri" w:cs="Calibri"/>
+          <w:sz w:val="22"/>
+          <w:szCs w:val="22"/>
+        </w:rPr>
+        <w:t>Issue #7: Cleaned the repository by removing tracked OS and IDE files such as .</w:t>
+      </w:r>
+      <w:proofErr w:type="spellStart"/>
+      <w:r>
+        <w:rPr>
+          <w:rFonts w:ascii="Calibri" w:eastAsia="Calibri" w:hAnsi="Calibri" w:cs="Calibri"/>
+          <w:sz w:val="22"/>
+          <w:szCs w:val="22"/>
+        </w:rPr>
+        <w:t>DS_Store</w:t>
+      </w:r>
+      <w:proofErr w:type="spellEnd"/>
+      <w:r>
+        <w:rPr>
+          <w:rFonts w:ascii="Calibri" w:eastAsia="Calibri" w:hAnsi="Calibri" w:cs="Calibri"/>
+          <w:sz w:val="22"/>
+          <w:szCs w:val="22"/>
+        </w:rPr>
+        <w:t xml:space="preserve"> and updating .</w:t>
+      </w:r>
+      <w:proofErr w:type="spellStart"/>
+      <w:r>
+        <w:rPr>
+          <w:rFonts w:ascii="Calibri" w:eastAsia="Calibri" w:hAnsi="Calibri" w:cs="Calibri"/>
+          <w:sz w:val="22"/>
+          <w:szCs w:val="22"/>
+        </w:rPr>
+        <w:t>gitignore</w:t>
+      </w:r>
+      <w:proofErr w:type="spellEnd"/>
+      <w:r>
+        <w:rPr>
+          <w:rFonts w:ascii="Calibri" w:eastAsia="Calibri" w:hAnsi="Calibri" w:cs="Calibri"/>
+          <w:sz w:val="22"/>
+          <w:szCs w:val="22"/>
+        </w:rPr>
+        <w:t>.</w:t>
+      </w:r>
+    </w:p>
+    <w:p>
+      <w:pPr>
+        <w:pStyle w:val="ListParagraph"/>
+        <w:numPr>
+          <w:ilvl w:val="0"/>
+          <w:numId w:val="2"/>
+        </w:numPr>
+        <w:spacing w:after="40"/>
+      </w:pPr>
+      <w:r>
+        <w:rPr>
+          <w:rFonts w:ascii="Calibri" w:eastAsia="Calibri" w:hAnsi="Calibri" w:cs="Calibri"/>
+          <w:sz w:val="22"/>
+          <w:szCs w:val="22"/>
+        </w:rPr>
+        <w:t>Issue #9: Made headers and hero sections consistent so the pages feel like one application.</w:t>
+      </w:r>
+    </w:p>
+    <w:p>
+      <w:pPr>
+        <w:pStyle w:val="ListParagraph"/>
+        <w:numPr>
+          <w:ilvl w:val="0"/>
+          <w:numId w:val="2"/>
+        </w:numPr>
+        <w:spacing w:after="40"/>
+      </w:pPr>
+      <w:r>
+        <w:rPr>
+          <w:rFonts w:ascii="Calibri" w:eastAsia="Calibri" w:hAnsi="Calibri" w:cs="Calibri"/>
+          <w:sz w:val="22"/>
+          <w:szCs w:val="22"/>
+        </w:rPr>
+        <w:lastRenderedPageBreak/>
         <w:t>Issue #10: Increased normal body text to about 16px for readability while keeping the responsive layout.</w:t>
       </w:r>
     </w:p>
@@ -660,12 +674,6 @@
         <w:gridCol w:w="1060"/>
       </w:tblGrid>
       <w:tr>
-        <w:tblPrEx>
-          <w:tblCellMar>
-            <w:top w:w="0" w:type="dxa"/>
-            <w:bottom w:w="0" w:type="dxa"/>
-          </w:tblCellMar>
-        </w:tblPrEx>
         <w:trPr>
           <w:tblHeader/>
         </w:trPr>
@@ -826,12 +834,6 @@
         </w:tc>
       </w:tr>
       <w:tr>
-        <w:tblPrEx>
-          <w:tblCellMar>
-            <w:top w:w="0" w:type="dxa"/>
-            <w:bottom w:w="0" w:type="dxa"/>
-          </w:tblCellMar>
-        </w:tblPrEx>
         <w:tc>
           <w:tcPr>
             <w:tcW w:w="620" w:type="dxa"/>
@@ -989,12 +991,6 @@
         </w:tc>
       </w:tr>
       <w:tr>
-        <w:tblPrEx>
-          <w:tblCellMar>
-            <w:top w:w="0" w:type="dxa"/>
-            <w:bottom w:w="0" w:type="dxa"/>
-          </w:tblCellMar>
-        </w:tblPrEx>
         <w:tc>
           <w:tcPr>
             <w:tcW w:w="620" w:type="dxa"/>
@@ -1134,12 +1130,6 @@
         </w:tc>
       </w:tr>
       <w:tr>
-        <w:tblPrEx>
-          <w:tblCellMar>
-            <w:top w:w="0" w:type="dxa"/>
-            <w:bottom w:w="0" w:type="dxa"/>
-          </w:tblCellMar>
-        </w:tblPrEx>
         <w:tc>
           <w:tcPr>
             <w:tcW w:w="620" w:type="dxa"/>
@@ -1279,12 +1269,6 @@
         </w:tc>
       </w:tr>
       <w:tr>
-        <w:tblPrEx>
-          <w:tblCellMar>
-            <w:top w:w="0" w:type="dxa"/>
-            <w:bottom w:w="0" w:type="dxa"/>
-          </w:tblCellMar>
-        </w:tblPrEx>
         <w:tc>
           <w:tcPr>
             <w:tcW w:w="620" w:type="dxa"/>
@@ -1426,12 +1410,6 @@
         </w:tc>
       </w:tr>
       <w:tr>
-        <w:tblPrEx>
-          <w:tblCellMar>
-            <w:top w:w="0" w:type="dxa"/>
-            <w:bottom w:w="0" w:type="dxa"/>
-          </w:tblCellMar>
-        </w:tblPrEx>
         <w:tc>
           <w:tcPr>
             <w:tcW w:w="620" w:type="dxa"/>
@@ -1532,23 +1510,13 @@
             </w:tcMar>
           </w:tcPr>
           <w:p>
-            <w:proofErr w:type="gramStart"/>
-            <w:r>
-              <w:rPr>
-                <w:rFonts w:ascii="Calibri" w:eastAsia="Calibri" w:hAnsi="Calibri" w:cs="Calibri"/>
-                <w:sz w:val="19"/>
-                <w:szCs w:val="19"/>
-              </w:rPr>
-              <w:t>Form</w:t>
-            </w:r>
-            <w:proofErr w:type="gramEnd"/>
-            <w:r>
-              <w:rPr>
-                <w:rFonts w:ascii="Calibri" w:eastAsia="Calibri" w:hAnsi="Calibri" w:cs="Calibri"/>
-                <w:sz w:val="19"/>
-                <w:szCs w:val="19"/>
-              </w:rPr>
-              <w:t xml:space="preserve"> prefilled from the account</w:t>
+            <w:r>
+              <w:rPr>
+                <w:rFonts w:ascii="Calibri" w:eastAsia="Calibri" w:hAnsi="Calibri" w:cs="Calibri"/>
+                <w:sz w:val="19"/>
+                <w:szCs w:val="19"/>
+              </w:rPr>
+              <w:t>Form prefilled from the account</w:t>
             </w:r>
           </w:p>
         </w:tc>
@@ -1583,12 +1551,6 @@
         </w:tc>
       </w:tr>
       <w:tr>
-        <w:tblPrEx>
-          <w:tblCellMar>
-            <w:top w:w="0" w:type="dxa"/>
-            <w:bottom w:w="0" w:type="dxa"/>
-          </w:tblCellMar>
-        </w:tblPrEx>
         <w:tc>
           <w:tcPr>
             <w:tcW w:w="620" w:type="dxa"/>
@@ -1662,23 +1624,13 @@
             </w:tcMar>
           </w:tcPr>
           <w:p>
-            <w:proofErr w:type="gramStart"/>
-            <w:r>
-              <w:rPr>
-                <w:rFonts w:ascii="Calibri" w:eastAsia="Calibri" w:hAnsi="Calibri" w:cs="Calibri"/>
-                <w:sz w:val="19"/>
-                <w:szCs w:val="19"/>
-              </w:rPr>
-              <w:t>Form</w:t>
-            </w:r>
-            <w:proofErr w:type="gramEnd"/>
-            <w:r>
-              <w:rPr>
-                <w:rFonts w:ascii="Calibri" w:eastAsia="Calibri" w:hAnsi="Calibri" w:cs="Calibri"/>
-                <w:sz w:val="19"/>
-                <w:szCs w:val="19"/>
-              </w:rPr>
-              <w:t xml:space="preserve"> accepted boat data the backend ignored (111 ft)</w:t>
+            <w:r>
+              <w:rPr>
+                <w:rFonts w:ascii="Calibri" w:eastAsia="Calibri" w:hAnsi="Calibri" w:cs="Calibri"/>
+                <w:sz w:val="19"/>
+                <w:szCs w:val="19"/>
+              </w:rPr>
+              <w:t>Form accepted boat data the backend ignored (111 ft)</w:t>
             </w:r>
           </w:p>
         </w:tc>
@@ -1699,23 +1651,13 @@
             </w:tcMar>
           </w:tcPr>
           <w:p>
-            <w:proofErr w:type="gramStart"/>
-            <w:r>
-              <w:rPr>
-                <w:rFonts w:ascii="Calibri" w:eastAsia="Calibri" w:hAnsi="Calibri" w:cs="Calibri"/>
-                <w:sz w:val="19"/>
-                <w:szCs w:val="19"/>
-              </w:rPr>
-              <w:t>Form</w:t>
-            </w:r>
-            <w:proofErr w:type="gramEnd"/>
-            <w:r>
-              <w:rPr>
-                <w:rFonts w:ascii="Calibri" w:eastAsia="Calibri" w:hAnsi="Calibri" w:cs="Calibri"/>
-                <w:sz w:val="19"/>
-                <w:szCs w:val="19"/>
-              </w:rPr>
-              <w:t xml:space="preserve"> matches the boat </w:t>
+            <w:r>
+              <w:rPr>
+                <w:rFonts w:ascii="Calibri" w:eastAsia="Calibri" w:hAnsi="Calibri" w:cs="Calibri"/>
+                <w:sz w:val="19"/>
+                <w:szCs w:val="19"/>
+              </w:rPr>
+              <w:t xml:space="preserve">Form matches the boat </w:t>
             </w:r>
             <w:proofErr w:type="gramStart"/>
             <w:r>
@@ -1768,12 +1710,6 @@
         </w:tc>
       </w:tr>
       <w:tr>
-        <w:tblPrEx>
-          <w:tblCellMar>
-            <w:top w:w="0" w:type="dxa"/>
-            <w:bottom w:w="0" w:type="dxa"/>
-          </w:tblCellMar>
-        </w:tblPrEx>
         <w:tc>
           <w:tcPr>
             <w:tcW w:w="620" w:type="dxa"/>
@@ -1890,16 +1826,7 @@
                 <w:sz w:val="19"/>
                 <w:szCs w:val="19"/>
               </w:rPr>
-              <w:t xml:space="preserve">Removed and added </w:t>
-            </w:r>
-            <w:proofErr w:type="gramStart"/>
-            <w:r>
-              <w:rPr>
-                <w:rFonts w:ascii="Calibri" w:eastAsia="Calibri" w:hAnsi="Calibri" w:cs="Calibri"/>
-                <w:sz w:val="19"/>
-                <w:szCs w:val="19"/>
-              </w:rPr>
-              <w:t>to .</w:t>
+              <w:t>Removed and added to .</w:t>
             </w:r>
             <w:proofErr w:type="spellStart"/>
             <w:r>
@@ -1911,7 +1838,6 @@
               <w:t>gitignore</w:t>
             </w:r>
             <w:proofErr w:type="spellEnd"/>
-            <w:proofErr w:type="gramEnd"/>
           </w:p>
         </w:tc>
         <w:tc>
@@ -1943,12 +1869,6 @@
         </w:tc>
       </w:tr>
       <w:tr>
-        <w:tblPrEx>
-          <w:tblCellMar>
-            <w:top w:w="0" w:type="dxa"/>
-            <w:bottom w:w="0" w:type="dxa"/>
-          </w:tblCellMar>
-        </w:tblPrEx>
         <w:tc>
           <w:tcPr>
             <w:tcW w:w="620" w:type="dxa"/>
@@ -2088,12 +2008,6 @@
         </w:tc>
       </w:tr>
       <w:tr>
-        <w:tblPrEx>
-          <w:tblCellMar>
-            <w:top w:w="0" w:type="dxa"/>
-            <w:bottom w:w="0" w:type="dxa"/>
-          </w:tblCellMar>
-        </w:tblPrEx>
         <w:tc>
           <w:tcPr>
             <w:tcW w:w="620" w:type="dxa"/>
@@ -2233,12 +2147,6 @@
         </w:tc>
       </w:tr>
       <w:tr>
-        <w:tblPrEx>
-          <w:tblCellMar>
-            <w:top w:w="0" w:type="dxa"/>
-            <w:bottom w:w="0" w:type="dxa"/>
-          </w:tblCellMar>
-        </w:tblPrEx>
         <w:tc>
           <w:tcPr>
             <w:tcW w:w="620" w:type="dxa"/>
@@ -2345,25 +2253,7 @@
                 <w:sz w:val="19"/>
                 <w:szCs w:val="19"/>
               </w:rPr>
-              <w:t xml:space="preserve">Body text </w:t>
-            </w:r>
-            <w:proofErr w:type="gramStart"/>
-            <w:r>
-              <w:rPr>
-                <w:rFonts w:ascii="Calibri" w:eastAsia="Calibri" w:hAnsi="Calibri" w:cs="Calibri"/>
-                <w:sz w:val="19"/>
-                <w:szCs w:val="19"/>
-              </w:rPr>
-              <w:t>raised</w:t>
-            </w:r>
-            <w:proofErr w:type="gramEnd"/>
-            <w:r>
-              <w:rPr>
-                <w:rFonts w:ascii="Calibri" w:eastAsia="Calibri" w:hAnsi="Calibri" w:cs="Calibri"/>
-                <w:sz w:val="19"/>
-                <w:szCs w:val="19"/>
-              </w:rPr>
-              <w:t xml:space="preserve"> to about 16px</w:t>
+              <w:t>Body text raised to about 16px</w:t>
             </w:r>
           </w:p>
         </w:tc>
@@ -2396,12 +2286,6 @@
         </w:tc>
       </w:tr>
       <w:tr>
-        <w:tblPrEx>
-          <w:tblCellMar>
-            <w:top w:w="0" w:type="dxa"/>
-            <w:bottom w:w="0" w:type="dxa"/>
-          </w:tblCellMar>
-        </w:tblPrEx>
         <w:tc>
           <w:tcPr>
             <w:tcW w:w="620" w:type="dxa"/>
@@ -2600,55 +2484,7 @@
           <w:sz w:val="20"/>
           <w:szCs w:val="20"/>
         </w:rPr>
-        <w:t xml:space="preserve"> </w:t>
-      </w:r>
-      <w:proofErr w:type="gramStart"/>
-      <w:r>
-        <w:rPr>
-          <w:rFonts w:ascii="Calibri" w:eastAsia="Calibri" w:hAnsi="Calibri" w:cs="Calibri"/>
-          <w:i/>
-          <w:iCs/>
-          <w:color w:val="555555"/>
-          <w:sz w:val="20"/>
-          <w:szCs w:val="20"/>
-        </w:rPr>
-        <w:t>And required</w:t>
-      </w:r>
-      <w:proofErr w:type="gramEnd"/>
-      <w:r>
-        <w:rPr>
-          <w:rFonts w:ascii="Calibri" w:eastAsia="Calibri" w:hAnsi="Calibri" w:cs="Calibri"/>
-          <w:i/>
-          <w:iCs/>
-          <w:color w:val="555555"/>
-          <w:sz w:val="20"/>
-          <w:szCs w:val="20"/>
-        </w:rPr>
-        <w:t xml:space="preserve"> implementing third party functions that would have taken us outside of the projected time </w:t>
-      </w:r>
-      <w:proofErr w:type="gramStart"/>
-      <w:r>
-        <w:rPr>
-          <w:rFonts w:ascii="Calibri" w:eastAsia="Calibri" w:hAnsi="Calibri" w:cs="Calibri"/>
-          <w:i/>
-          <w:iCs/>
-          <w:color w:val="555555"/>
-          <w:sz w:val="20"/>
-          <w:szCs w:val="20"/>
-        </w:rPr>
-        <w:t>need</w:t>
-      </w:r>
-      <w:proofErr w:type="gramEnd"/>
-      <w:r>
-        <w:rPr>
-          <w:rFonts w:ascii="Calibri" w:eastAsia="Calibri" w:hAnsi="Calibri" w:cs="Calibri"/>
-          <w:i/>
-          <w:iCs/>
-          <w:color w:val="555555"/>
-          <w:sz w:val="20"/>
-          <w:szCs w:val="20"/>
-        </w:rPr>
-        <w:t xml:space="preserve"> to complete work to troubleshoot. </w:t>
+        <w:t xml:space="preserve"> And required implementing third party functions that would have taken us outside of the projected time need to complete work to troubleshoot. </w:t>
       </w:r>
     </w:p>
     <w:sectPr>
@@ -2662,7 +2498,7 @@
 </file>
 
 <file path=word/numbering.xml><?xml version="1.0" encoding="utf-8"?>
-<w:numbering xmlns:wpc="http://schemas.microsoft.com/office/word/2010/wordprocessingCanvas" xmlns:cx="http://schemas.microsoft.com/office/drawing/2014/chartex" xmlns:cx1="http://schemas.microsoft.com/office/drawing/2015/9/8/chartex" xmlns:cx2="http://schemas.microsoft.com/office/drawing/2015/10/21/chartex" xmlns:cx3="http://schemas.microsoft.com/office/drawing/2016/5/9/chartex" xmlns:cx4="http://schemas.microsoft.com/office/drawing/2016/5/10/chartex" xmlns:cx5="http://schemas.microsoft.com/office/drawing/2016/5/11/chartex" xmlns:cx6="http://schemas.microsoft.com/office/drawing/2016/5/12/chartex" xmlns:cx7="http://schemas.microsoft.com/office/drawing/2016/5/13/chartex" xmlns:cx8="http://schemas.microsoft.com/office/drawing/2016/5/14/chartex" xmlns:mc="http://schemas.openxmlformats.org/markup-compatibility/2006" xmlns:aink="http://schemas.microsoft.com/office/drawing/2016/ink" xmlns:am3d="http://schemas.microsoft.com/office/drawing/2017/model3d" xmlns:o="urn:schemas-microsoft-com:office:office" xmlns:oel="http://schemas.microsoft.com/office/2019/extlst" xmlns:r="http://schemas.openxmlformats.org/officeDocument/2006/relationships" xmlns:m="http://schemas.openxmlformats.org/officeDocument/2006/math" xmlns:v="urn:schemas-microsoft-com:vml" xmlns:wp14="http://schemas.microsoft.com/office/word/2010/wordprocessingDrawing" xmlns:wp="http://schemas.openxmlformats.org/drawingml/2006/wordprocessingDrawing" xmlns:w10="urn:schemas-microsoft-com:office:word" xmlns:w="http://schemas.openxmlformats.org/wordprocessingml/2006/main" xmlns:w14="http://schemas.microsoft.com/office/word/2010/wordml" xmlns:w15="http://schemas.microsoft.com/office/word/2012/wordml" xmlns:w16cex="http://schemas.microsoft.com/office/word/2018/wordml/cex" xmlns:w16cid="http://schemas.microsoft.com/office/word/2016/wordml/cid" xmlns:w16="http://schemas.microsoft.com/office/word/2018/wordml" xmlns:w16du="http://schemas.microsoft.com/office/word/2023/wordml/word16du" xmlns:w16sdtdh="http://schemas.microsoft.com/office/word/2020/wordml/sdtdatahash" xmlns:w16sdtfl="http://schemas.microsoft.com/office/word/2024/wordml/sdtformatlock" xmlns:w16se="http://schemas.microsoft.com/office/word/2015/wordml/symex" xmlns:wpg="http://schemas.microsoft.com/office/word/2010/wordprocessingGroup" xmlns:wpi="http://schemas.microsoft.com/office/word/2010/wordprocessingInk" xmlns:wne="http://schemas.microsoft.com/office/word/2006/wordml" xmlns:wps="http://schemas.microsoft.com/office/word/2010/wordprocessingShape" mc:Ignorable="w14 w15 w16se w16cid w16 w16cex w16sdtdh w16sdtfl w16du wp14">
+<w:numbering xmlns:wpc="http://schemas.microsoft.com/office/word/2010/wordprocessingCanvas" xmlns:cx="http://schemas.microsoft.com/office/drawing/2014/chartex" xmlns:cx1="http://schemas.microsoft.com/office/drawing/2015/9/8/chartex" xmlns:cx2="http://schemas.microsoft.com/office/drawing/2015/10/21/chartex" xmlns:cx3="http://schemas.microsoft.com/office/drawing/2016/5/9/chartex" xmlns:cx4="http://schemas.microsoft.com/office/drawing/2016/5/10/chartex" xmlns:cx5="http://schemas.microsoft.com/office/drawing/2016/5/11/chartex" xmlns:cx6="http://schemas.microsoft.com/office/drawing/2016/5/12/chartex" xmlns:cx7="http://schemas.microsoft.com/office/drawing/2016/5/13/chartex" xmlns:cx8="http://schemas.microsoft.com/office/drawing/2016/5/14/chartex" xmlns:mc="http://schemas.openxmlformats.org/markup-compatibility/2006" xmlns:m="http://schemas.openxmlformats.org/officeDocument/2006/math" xmlns:aink="http://schemas.microsoft.com/office/drawing/2016/ink" xmlns:am3d="http://schemas.microsoft.com/office/drawing/2017/model3d" xmlns:oel="http://schemas.microsoft.com/office/2019/extlst" xmlns:r="http://schemas.openxmlformats.org/officeDocument/2006/relationships" xmlns:wp14="http://schemas.microsoft.com/office/word/2010/wordprocessingDrawing" xmlns:wp="http://schemas.openxmlformats.org/drawingml/2006/wordprocessingDrawing" xmlns:wpg="http://schemas.microsoft.com/office/word/2010/wordprocessingGroup" xmlns:wpi="http://schemas.microsoft.com/office/word/2010/wordprocessingInk" xmlns:wps="http://schemas.microsoft.com/office/word/2010/wordprocessingShape" xmlns:o="urn:schemas-microsoft-com:office:office" xmlns:v="urn:schemas-microsoft-com:vml" xmlns:w10="urn:schemas-microsoft-com:office:word" xmlns:w="http://schemas.openxmlformats.org/wordprocessingml/2006/main" xmlns:w14="http://schemas.microsoft.com/office/word/2010/wordml" xmlns:w15="http://schemas.microsoft.com/office/word/2012/wordml" xmlns:w16cex="http://schemas.microsoft.com/office/word/2018/wordml/cex" xmlns:w16cid="http://schemas.microsoft.com/office/word/2016/wordml/cid" xmlns:w16="http://schemas.microsoft.com/office/word/2018/wordml" xmlns:w16sdtdh="http://schemas.microsoft.com/office/word/2020/wordml/sdtdatahash" xmlns:w16sdtfl="http://schemas.microsoft.com/office/word/2024/wordml/sdtformatlock" xmlns:w16se="http://schemas.microsoft.com/office/word/2015/wordml/symex" xmlns:w16du="http://schemas.microsoft.com/office/word/2023/wordml/word16du" xmlns:wne="http://schemas.microsoft.com/office/word/2006/wordml" mc:Ignorable="w14 w15 w16se w16cid w16 w16cex w16sdtdh w16sdtfl w16du wp14">
   <w:abstractNum w:abstractNumId="0" w15:restartNumberingAfterBreak="0">
     <w:nsid w:val="1482775B"/>
     <w:multiLevelType w:val="multilevel"/>
@@ -2935,7 +2771,7 @@
 </file>
 
 <file path=word/styles.xml><?xml version="1.0" encoding="utf-8"?>
-<w:styles xmlns:mc="http://schemas.openxmlformats.org/markup-compatibility/2006" xmlns:r="http://schemas.openxmlformats.org/officeDocument/2006/relationships" xmlns:w="http://schemas.openxmlformats.org/wordprocessingml/2006/main" xmlns:w14="http://schemas.microsoft.com/office/word/2010/wordml" xmlns:w15="http://schemas.microsoft.com/office/word/2012/wordml" xmlns:w16cex="http://schemas.microsoft.com/office/word/2018/wordml/cex" xmlns:w16cid="http://schemas.microsoft.com/office/word/2016/wordml/cid" xmlns:w16="http://schemas.microsoft.com/office/word/2018/wordml" xmlns:w16du="http://schemas.microsoft.com/office/word/2023/wordml/word16du" xmlns:w16sdtdh="http://schemas.microsoft.com/office/word/2020/wordml/sdtdatahash" xmlns:w16sdtfl="http://schemas.microsoft.com/office/word/2024/wordml/sdtformatlock" xmlns:w16se="http://schemas.microsoft.com/office/word/2015/wordml/symex" mc:Ignorable="w14 w15 w16se w16cid w16 w16cex w16sdtdh w16sdtfl w16du">
+<w:styles xmlns:mc="http://schemas.openxmlformats.org/markup-compatibility/2006" xmlns:r="http://schemas.openxmlformats.org/officeDocument/2006/relationships" xmlns:w="http://schemas.openxmlformats.org/wordprocessingml/2006/main" xmlns:w14="http://schemas.microsoft.com/office/word/2010/wordml" xmlns:w15="http://schemas.microsoft.com/office/word/2012/wordml" xmlns:w16cex="http://schemas.microsoft.com/office/word/2018/wordml/cex" xmlns:w16cid="http://schemas.microsoft.com/office/word/2016/wordml/cid" xmlns:w16="http://schemas.microsoft.com/office/word/2018/wordml" xmlns:w16sdtdh="http://schemas.microsoft.com/office/word/2020/wordml/sdtdatahash" xmlns:w16sdtfl="http://schemas.microsoft.com/office/word/2024/wordml/sdtformatlock" xmlns:w16se="http://schemas.microsoft.com/office/word/2015/wordml/symex" xmlns:w16du="http://schemas.microsoft.com/office/word/2023/wordml/word16du" mc:Ignorable="w14 w15 w16se w16cid w16 w16cex w16sdtdh w16sdtfl w16du">
   <w:docDefaults>
     <w:rPrDefault>
       <w:rPr>

--- a/Module 11/Green_Team_Moffat_Bay_Final_Submission_Report.docx
+++ b/Module 11/Green_Team_Moffat_Bay_Final_Submission_Report.docx
@@ -270,35 +270,6 @@
     </w:p>
     <w:p>
       <w:pPr>
-        <w:pStyle w:val="Heading2"/>
-      </w:pPr>
-      <w:r>
-        <w:rPr>
-          <w:rFonts w:ascii="Calibri" w:eastAsia="Calibri" w:hAnsi="Calibri" w:cs="Calibri"/>
-          <w:color w:val="1F3A5F"/>
-        </w:rPr>
-        <w:t>Max Jankowski</w:t>
-      </w:r>
-    </w:p>
-    <w:p>
-      <w:pPr>
-        <w:keepNext/>
-        <w:spacing w:after="60"/>
-      </w:pPr>
-      <w:r>
-        <w:rPr>
-          <w:rFonts w:ascii="Calibri" w:eastAsia="Calibri" w:hAnsi="Calibri" w:cs="Calibri"/>
-          <w:i/>
-          <w:iCs/>
-          <w:color w:val="555555"/>
-          <w:sz w:val="21"/>
-          <w:szCs w:val="21"/>
-        </w:rPr>
-        <w:t>Issues #1 and #3, Issue #12 support, and deployment</w:t>
-      </w:r>
-    </w:p>
-    <w:p>
-      <w:pPr>
         <w:pStyle w:val="ListParagraph"/>
         <w:numPr>
           <w:ilvl w:val="0"/>
@@ -312,7 +283,36 @@
           <w:sz w:val="22"/>
           <w:szCs w:val="22"/>
         </w:rPr>
-        <w:t>Issue #1: Removed database credentials from tracked files. Connection settings now load from environment variables or a local file that Git ignores, with a placeholder example file committed in its place.</w:t>
+        <w:t>Fixed Log in and Logout button to work, so that any Nav Bar does not log out user.</w:t>
+      </w:r>
+    </w:p>
+    <w:p>
+      <w:pPr>
+        <w:pStyle w:val="Heading2"/>
+      </w:pPr>
+      <w:r>
+        <w:rPr>
+          <w:rFonts w:ascii="Calibri" w:eastAsia="Calibri" w:hAnsi="Calibri" w:cs="Calibri"/>
+          <w:color w:val="1F3A5F"/>
+        </w:rPr>
+        <w:t>Max Jankowski</w:t>
+      </w:r>
+    </w:p>
+    <w:p>
+      <w:pPr>
+        <w:keepNext/>
+        <w:spacing w:after="60"/>
+      </w:pPr>
+      <w:r>
+        <w:rPr>
+          <w:rFonts w:ascii="Calibri" w:eastAsia="Calibri" w:hAnsi="Calibri" w:cs="Calibri"/>
+          <w:i/>
+          <w:iCs/>
+          <w:color w:val="555555"/>
+          <w:sz w:val="21"/>
+          <w:szCs w:val="21"/>
+        </w:rPr>
+        <w:t>Issues #1 and #3, Issue #12 support, and deployment</w:t>
       </w:r>
     </w:p>
     <w:p>
@@ -330,7 +330,7 @@
           <w:sz w:val="22"/>
           <w:szCs w:val="22"/>
         </w:rPr>
-        <w:t>Issue #3: Added a user-home link that appears only for logged-in customers on every authenticated page, plus a logout servlet that ends the session cleanly.</w:t>
+        <w:t>Issue #1: Removed database credentials from tracked files. Connection settings now load from environment variables or a local file that Git ignores, with a placeholder example file committed in its place.</w:t>
       </w:r>
     </w:p>
     <w:p>
@@ -348,7 +348,7 @@
           <w:sz w:val="22"/>
           <w:szCs w:val="22"/>
         </w:rPr>
-        <w:t>Issue #12: Assisted Alex with the image optimization.</w:t>
+        <w:t>Issue #3: Added a user-home link that appears only for logged-in customers on every authenticated page, plus a logout servlet that ends the session cleanly.</w:t>
       </w:r>
     </w:p>
     <w:p>
@@ -366,63 +366,7 @@
           <w:sz w:val="22"/>
           <w:szCs w:val="22"/>
         </w:rPr>
-        <w:t xml:space="preserve">Deployment: Helped publish the site with working database functions. The static pages run on GitHub </w:t>
-      </w:r>
-      <w:proofErr w:type="gramStart"/>
-      <w:r>
-        <w:rPr>
-          <w:rFonts w:ascii="Calibri" w:eastAsia="Calibri" w:hAnsi="Calibri" w:cs="Calibri"/>
-          <w:sz w:val="22"/>
-          <w:szCs w:val="22"/>
-        </w:rPr>
-        <w:t>Pages</w:t>
-      </w:r>
-      <w:proofErr w:type="gramEnd"/>
-      <w:r>
-        <w:rPr>
-          <w:rFonts w:ascii="Calibri" w:eastAsia="Calibri" w:hAnsi="Calibri" w:cs="Calibri"/>
-          <w:sz w:val="22"/>
-          <w:szCs w:val="22"/>
-        </w:rPr>
-        <w:t xml:space="preserve"> and the Java backend runs on a Raspberry Pi (Tomcat and MySQL in Docker), which Max rebuilt and redeployed with the team's latest code.</w:t>
-      </w:r>
-    </w:p>
-    <w:p>
-      <w:pPr>
-        <w:pStyle w:val="Heading2"/>
-      </w:pPr>
-      <w:proofErr w:type="spellStart"/>
-      <w:r>
-        <w:rPr>
-          <w:rFonts w:ascii="Calibri" w:eastAsia="Calibri" w:hAnsi="Calibri" w:cs="Calibri"/>
-          <w:color w:val="1F3A5F"/>
-        </w:rPr>
-        <w:t>Aftabur</w:t>
-      </w:r>
-      <w:proofErr w:type="spellEnd"/>
-      <w:r>
-        <w:rPr>
-          <w:rFonts w:ascii="Calibri" w:eastAsia="Calibri" w:hAnsi="Calibri" w:cs="Calibri"/>
-          <w:color w:val="1F3A5F"/>
-        </w:rPr>
-        <w:t xml:space="preserve"> Rahman</w:t>
-      </w:r>
-    </w:p>
-    <w:p>
-      <w:pPr>
-        <w:keepNext/>
-        <w:spacing w:after="60"/>
-      </w:pPr>
-      <w:r>
-        <w:rPr>
-          <w:rFonts w:ascii="Calibri" w:eastAsia="Calibri" w:hAnsi="Calibri" w:cs="Calibri"/>
-          <w:i/>
-          <w:iCs/>
-          <w:color w:val="555555"/>
-          <w:sz w:val="21"/>
-          <w:szCs w:val="21"/>
-        </w:rPr>
-        <w:t>Issues #4, #5, and #6</w:t>
+        <w:t>Issue #12: Assisted Alex with the image optimization.</w:t>
       </w:r>
     </w:p>
     <w:p>
@@ -440,7 +384,63 @@
           <w:sz w:val="22"/>
           <w:szCs w:val="22"/>
         </w:rPr>
-        <w:t>Issue #4: Customers without a session are now sent to Login before the reservation form, then returned to the reservation process.</w:t>
+        <w:t xml:space="preserve">Deployment: Helped publish the site with working database functions. The static pages run on GitHub </w:t>
+      </w:r>
+      <w:proofErr w:type="gramStart"/>
+      <w:r>
+        <w:rPr>
+          <w:rFonts w:ascii="Calibri" w:eastAsia="Calibri" w:hAnsi="Calibri" w:cs="Calibri"/>
+          <w:sz w:val="22"/>
+          <w:szCs w:val="22"/>
+        </w:rPr>
+        <w:t>Pages</w:t>
+      </w:r>
+      <w:proofErr w:type="gramEnd"/>
+      <w:r>
+        <w:rPr>
+          <w:rFonts w:ascii="Calibri" w:eastAsia="Calibri" w:hAnsi="Calibri" w:cs="Calibri"/>
+          <w:sz w:val="22"/>
+          <w:szCs w:val="22"/>
+        </w:rPr>
+        <w:t xml:space="preserve"> and the Java backend runs on a Raspberry Pi (Tomcat and MySQL in Docker), which Max rebuilt and redeployed with the team's latest code.</w:t>
+      </w:r>
+    </w:p>
+    <w:p>
+      <w:pPr>
+        <w:pStyle w:val="Heading2"/>
+      </w:pPr>
+      <w:proofErr w:type="spellStart"/>
+      <w:r>
+        <w:rPr>
+          <w:rFonts w:ascii="Calibri" w:eastAsia="Calibri" w:hAnsi="Calibri" w:cs="Calibri"/>
+          <w:color w:val="1F3A5F"/>
+        </w:rPr>
+        <w:t>Aftabur</w:t>
+      </w:r>
+      <w:proofErr w:type="spellEnd"/>
+      <w:r>
+        <w:rPr>
+          <w:rFonts w:ascii="Calibri" w:eastAsia="Calibri" w:hAnsi="Calibri" w:cs="Calibri"/>
+          <w:color w:val="1F3A5F"/>
+        </w:rPr>
+        <w:t xml:space="preserve"> Rahman</w:t>
+      </w:r>
+    </w:p>
+    <w:p>
+      <w:pPr>
+        <w:keepNext/>
+        <w:spacing w:after="60"/>
+      </w:pPr>
+      <w:r>
+        <w:rPr>
+          <w:rFonts w:ascii="Calibri" w:eastAsia="Calibri" w:hAnsi="Calibri" w:cs="Calibri"/>
+          <w:i/>
+          <w:iCs/>
+          <w:color w:val="555555"/>
+          <w:sz w:val="21"/>
+          <w:szCs w:val="21"/>
+        </w:rPr>
+        <w:t>Issues #4, #5, and #6</w:t>
       </w:r>
     </w:p>
     <w:p>
@@ -458,7 +458,7 @@
           <w:sz w:val="22"/>
           <w:szCs w:val="22"/>
         </w:rPr>
-        <w:t>Issue #5: Reservation forms now prefill information already stored on the customer's account, removing duplicate inputs.</w:t>
+        <w:t>Issue #4: Customers without a session are now sent to Login before the reservation form, then returned to the reservation process.</w:t>
       </w:r>
     </w:p>
     <w:p>
@@ -476,54 +476,7 @@
           <w:sz w:val="22"/>
           <w:szCs w:val="22"/>
         </w:rPr>
-        <w:t xml:space="preserve">Issue #6: Aligned the boat information shown on the form with what the reservation backend </w:t>
-      </w:r>
-      <w:proofErr w:type="gramStart"/>
-      <w:r>
-        <w:rPr>
-          <w:rFonts w:ascii="Calibri" w:eastAsia="Calibri" w:hAnsi="Calibri" w:cs="Calibri"/>
-          <w:sz w:val="22"/>
-          <w:szCs w:val="22"/>
-        </w:rPr>
-        <w:t>actually uses</w:t>
-      </w:r>
-      <w:proofErr w:type="gramEnd"/>
-      <w:r>
-        <w:rPr>
-          <w:rFonts w:ascii="Calibri" w:eastAsia="Calibri" w:hAnsi="Calibri" w:cs="Calibri"/>
-          <w:sz w:val="22"/>
-          <w:szCs w:val="22"/>
-        </w:rPr>
-        <w:t>, and validated boat length against available slip sizes.</w:t>
-      </w:r>
-    </w:p>
-    <w:p>
-      <w:pPr>
-        <w:pStyle w:val="Heading2"/>
-      </w:pPr>
-      <w:r>
-        <w:rPr>
-          <w:rFonts w:ascii="Calibri" w:eastAsia="Calibri" w:hAnsi="Calibri" w:cs="Calibri"/>
-          <w:color w:val="1F3A5F"/>
-        </w:rPr>
-        <w:t>Jordan Dardar</w:t>
-      </w:r>
-    </w:p>
-    <w:p>
-      <w:pPr>
-        <w:keepNext/>
-        <w:spacing w:after="60"/>
-      </w:pPr>
-      <w:r>
-        <w:rPr>
-          <w:rFonts w:ascii="Calibri" w:eastAsia="Calibri" w:hAnsi="Calibri" w:cs="Calibri"/>
-          <w:i/>
-          <w:iCs/>
-          <w:color w:val="555555"/>
-          <w:sz w:val="21"/>
-          <w:szCs w:val="21"/>
-        </w:rPr>
-        <w:t>Issues #7, #9, and #10</w:t>
+        <w:t>Issue #5: Reservation forms now prefill information already stored on the customer's account, removing duplicate inputs.</w:t>
       </w:r>
     </w:p>
     <w:p>
@@ -541,43 +494,54 @@
           <w:sz w:val="22"/>
           <w:szCs w:val="22"/>
         </w:rPr>
-        <w:t>Issue #7: Cleaned the repository by removing tracked OS and IDE files such as .</w:t>
-      </w:r>
-      <w:proofErr w:type="spellStart"/>
+        <w:t xml:space="preserve">Issue #6: Aligned the boat information shown on the form with what the reservation backend </w:t>
+      </w:r>
+      <w:proofErr w:type="gramStart"/>
       <w:r>
         <w:rPr>
           <w:rFonts w:ascii="Calibri" w:eastAsia="Calibri" w:hAnsi="Calibri" w:cs="Calibri"/>
           <w:sz w:val="22"/>
           <w:szCs w:val="22"/>
         </w:rPr>
-        <w:t>DS_Store</w:t>
-      </w:r>
-      <w:proofErr w:type="spellEnd"/>
+        <w:t>actually uses</w:t>
+      </w:r>
+      <w:proofErr w:type="gramEnd"/>
       <w:r>
         <w:rPr>
           <w:rFonts w:ascii="Calibri" w:eastAsia="Calibri" w:hAnsi="Calibri" w:cs="Calibri"/>
           <w:sz w:val="22"/>
           <w:szCs w:val="22"/>
         </w:rPr>
-        <w:t xml:space="preserve"> and updating .</w:t>
-      </w:r>
-      <w:proofErr w:type="spellStart"/>
-      <w:r>
-        <w:rPr>
-          <w:rFonts w:ascii="Calibri" w:eastAsia="Calibri" w:hAnsi="Calibri" w:cs="Calibri"/>
-          <w:sz w:val="22"/>
-          <w:szCs w:val="22"/>
-        </w:rPr>
-        <w:t>gitignore</w:t>
-      </w:r>
-      <w:proofErr w:type="spellEnd"/>
-      <w:r>
-        <w:rPr>
-          <w:rFonts w:ascii="Calibri" w:eastAsia="Calibri" w:hAnsi="Calibri" w:cs="Calibri"/>
-          <w:sz w:val="22"/>
-          <w:szCs w:val="22"/>
-        </w:rPr>
-        <w:t>.</w:t>
+        <w:t>, and validated boat length against available slip sizes.</w:t>
+      </w:r>
+    </w:p>
+    <w:p>
+      <w:pPr>
+        <w:pStyle w:val="Heading2"/>
+      </w:pPr>
+      <w:r>
+        <w:rPr>
+          <w:rFonts w:ascii="Calibri" w:eastAsia="Calibri" w:hAnsi="Calibri" w:cs="Calibri"/>
+          <w:color w:val="1F3A5F"/>
+        </w:rPr>
+        <w:t>Jordan Dardar</w:t>
+      </w:r>
+    </w:p>
+    <w:p>
+      <w:pPr>
+        <w:keepNext/>
+        <w:spacing w:after="60"/>
+      </w:pPr>
+      <w:r>
+        <w:rPr>
+          <w:rFonts w:ascii="Calibri" w:eastAsia="Calibri" w:hAnsi="Calibri" w:cs="Calibri"/>
+          <w:i/>
+          <w:iCs/>
+          <w:color w:val="555555"/>
+          <w:sz w:val="21"/>
+          <w:szCs w:val="21"/>
+        </w:rPr>
+        <w:t>Issues #7, #9, and #10</w:t>
       </w:r>
     </w:p>
     <w:p>
@@ -595,7 +559,43 @@
           <w:sz w:val="22"/>
           <w:szCs w:val="22"/>
         </w:rPr>
-        <w:t>Issue #9: Made headers and hero sections consistent so the pages feel like one application.</w:t>
+        <w:t>Issue #7: Cleaned the repository by removing tracked OS and IDE files such as .</w:t>
+      </w:r>
+      <w:proofErr w:type="spellStart"/>
+      <w:r>
+        <w:rPr>
+          <w:rFonts w:ascii="Calibri" w:eastAsia="Calibri" w:hAnsi="Calibri" w:cs="Calibri"/>
+          <w:sz w:val="22"/>
+          <w:szCs w:val="22"/>
+        </w:rPr>
+        <w:t>DS_Store</w:t>
+      </w:r>
+      <w:proofErr w:type="spellEnd"/>
+      <w:r>
+        <w:rPr>
+          <w:rFonts w:ascii="Calibri" w:eastAsia="Calibri" w:hAnsi="Calibri" w:cs="Calibri"/>
+          <w:sz w:val="22"/>
+          <w:szCs w:val="22"/>
+        </w:rPr>
+        <w:t xml:space="preserve"> and updating .</w:t>
+      </w:r>
+      <w:proofErr w:type="spellStart"/>
+      <w:r>
+        <w:rPr>
+          <w:rFonts w:ascii="Calibri" w:eastAsia="Calibri" w:hAnsi="Calibri" w:cs="Calibri"/>
+          <w:sz w:val="22"/>
+          <w:szCs w:val="22"/>
+        </w:rPr>
+        <w:t>gitignore</w:t>
+      </w:r>
+      <w:proofErr w:type="spellEnd"/>
+      <w:r>
+        <w:rPr>
+          <w:rFonts w:ascii="Calibri" w:eastAsia="Calibri" w:hAnsi="Calibri" w:cs="Calibri"/>
+          <w:sz w:val="22"/>
+          <w:szCs w:val="22"/>
+        </w:rPr>
+        <w:t>.</w:t>
       </w:r>
     </w:p>
     <w:p>
@@ -614,6 +614,24 @@
           <w:szCs w:val="22"/>
         </w:rPr>
         <w:lastRenderedPageBreak/>
+        <w:t>Issue #9: Made headers and hero sections consistent so the pages feel like one application.</w:t>
+      </w:r>
+    </w:p>
+    <w:p>
+      <w:pPr>
+        <w:pStyle w:val="ListParagraph"/>
+        <w:numPr>
+          <w:ilvl w:val="0"/>
+          <w:numId w:val="2"/>
+        </w:numPr>
+        <w:spacing w:after="40"/>
+      </w:pPr>
+      <w:r>
+        <w:rPr>
+          <w:rFonts w:ascii="Calibri" w:eastAsia="Calibri" w:hAnsi="Calibri" w:cs="Calibri"/>
+          <w:sz w:val="22"/>
+          <w:szCs w:val="22"/>
+        </w:rPr>
         <w:t>Issue #10: Increased normal body text to about 16px for readability while keeping the responsive layout.</w:t>
       </w:r>
     </w:p>
